--- a/roteiros/maite-proenca/MaiteProenca_Parte2.docx
+++ b/roteiros/maite-proenca/MaiteProenca_Parte2.docx
@@ -127,7 +127,7 @@
         <w:rPr>
           <w:color w:val="000000"/>
         </w:rPr>
-        <w:t>Augusto abriu a porta. E fugiu, levando a arma com ele.</w:t>
+        <w:t>Augusto fugiu, levando a arma com ele.</w:t>
       </w:r>
     </w:p>
     <w:p>
@@ -135,7 +135,7 @@
         <w:rPr>
           <w:color w:val="000000"/>
         </w:rPr>
-        <w:t>Dentro daquela casa ficaram o corpo de Margot e uma família que nunca mais ia ser a mesma. A menina que tinha crescido numa casa perfeita tinha doze anos.</w:t>
+        <w:t>Para trás ficaram o corpo de Margot e uma família que nunca mais ia ser a mesma. A menina que tinha crescido numa casa perfeita tinha doze anos.</w:t>
       </w:r>
     </w:p>
     <w:p>
@@ -151,7 +151,7 @@
         <w:rPr>
           <w:color w:val="000000"/>
         </w:rPr>
-        <w:t>Durante dias, ninguém sabia onde Augusto estava.</w:t>
+        <w:t>Durante dez dias, Augusto ficou foragido.</w:t>
       </w:r>
     </w:p>
     <w:p>
@@ -175,7 +175,7 @@
         <w:rPr>
           <w:color w:val="000000"/>
         </w:rPr>
-        <w:t>Dez dias depois do crime, Augusto reapareceu.</w:t>
+        <w:t>Até que reapareceu. Apresentou-se à polícia por conta própria. E não saiu dali preso.</w:t>
       </w:r>
     </w:p>
     <w:p>
@@ -183,15 +183,7 @@
         <w:rPr>
           <w:color w:val="000000"/>
         </w:rPr>
-        <w:t>Apresentou-se à polícia por conta própria. E não saiu dali preso.</w:t>
-      </w:r>
-    </w:p>
-    <w:p>
-      <w:r>
-        <w:rPr>
-          <w:color w:val="000000"/>
-        </w:rPr>
-        <w:t>Um homem que tinha matado a mulher com onze golpes de faca voltou para a rua para aguardar o julgamento em liberdade.</w:t>
+        <w:t>Um homem que tinha matado a mulher com onze golpes de faca se entregou e, mesmo assim, não foi para a cadeia naquele dia.</w:t>
       </w:r>
     </w:p>
     <w:p>
@@ -239,7 +231,7 @@
         <w:rPr>
           <w:color w:val="000000"/>
         </w:rPr>
-        <w:t>Anos depois, Maitê resumiria aquele momento com a palavra que marcou a vida dela: tudo desabou. Sem nenhuma preparação, sem nenhum aviso.</w:t>
+        <w:t>Anos depois, Maitê resumiria aquele momento assim: tudo desabou. Sem nenhuma preparação, sem nenhum aviso.</w:t>
       </w:r>
     </w:p>
     <w:p>
@@ -263,7 +255,7 @@
         <w:rPr>
           <w:color w:val="C00000"/>
         </w:rPr>
-        <w:t>Só que existe uma contradição nessa história que até hoje incomoda quem conhece o caso. Porque a mesma menina que tinha horror de encostar no pai ia sentar diante de um tribunal. E, na frente dos jurados, ia dizer exatamente o que a defesa dele precisava ouvir.</w:t>
+        <w:t>Só que existe uma contradição nessa história que é difícil de engolir. Porque a mesma menina que tinha horror de encostar no pai ia sentar diante de um tribunal. E, na frente dos jurados, ia dizer exatamente o que a defesa dele precisava ouvir.</w:t>
       </w:r>
     </w:p>
     <w:p>

--- a/roteiros/maite-proenca/MaiteProenca_Parte2.docx
+++ b/roteiros/maite-proenca/MaiteProenca_Parte2.docx
@@ -7,7 +7,7 @@
         <w:pStyle w:val="Heading1"/>
       </w:pPr>
       <w:r>
-        <w:t>MAITÊ PROENÇA — Parte 2: A tarde de 7 de novembro de 1970</w:t>
+        <w:t>MAITÊ PROENÇA — Parte 2: O sábado de novembro</w:t>
       </w:r>
     </w:p>
     <w:p>
@@ -40,6 +40,14 @@
           <w:color w:val="000000"/>
         </w:rPr>
         <w:t>Naquele sábado, os dois começaram uma discussão. Mais uma, numa casa em que o ciúme já tinha virado rotina.</w:t>
+      </w:r>
+    </w:p>
+    <w:p>
+      <w:r>
+        <w:rPr>
+          <w:color w:val="000000"/>
+        </w:rPr>
+        <w:t>Segundo um estudo acadêmico sobre o caso, aquela conversa ia definir a separação do casal. E Augusto tinha uma exigência. Queria ficar com a guarda dos filhos, porque, na visão dele, Margot não tinha "condições morais" para criá-los.</w:t>
       </w:r>
     </w:p>
     <w:p>
@@ -103,7 +111,15 @@
         <w:rPr>
           <w:color w:val="000000"/>
         </w:rPr>
-        <w:t>Augusto pegou uma faca de escoteiro. E atacou a própria mulher.</w:t>
+        <w:t>Augusto pegou uma faca de caça que ficava guardada no armário. Pertencia a um dos filhos do casal, que era escoteiro.</w:t>
+      </w:r>
+    </w:p>
+    <w:p>
+      <w:r>
+        <w:rPr>
+          <w:color w:val="000000"/>
+        </w:rPr>
+        <w:t>Com a faca do próprio filho, atacou a mãe dele.</w:t>
       </w:r>
     </w:p>
     <w:p>
@@ -120,6 +136,22 @@
           <w:color w:val="000000"/>
         </w:rPr>
         <w:t>Margot Proença Gallo, professora de Filosofia, mãe de três filhos, morreu ali mesmo, dentro do quarto.</w:t>
+      </w:r>
+    </w:p>
+    <w:p>
+      <w:r>
+        <w:rPr>
+          <w:color w:val="000000"/>
+        </w:rPr>
+        <w:t>Anos mais tarde, a filha teve coragem de fazer ao pai uma pergunta que pouca gente faria. Por que a faca, se ele tinha um revólver?</w:t>
+      </w:r>
+    </w:p>
+    <w:p>
+      <w:r>
+        <w:rPr>
+          <w:color w:val="000000"/>
+        </w:rPr>
+        <w:t>Maitê contou a resposta naquele mesmo evento do Tribunal de Justiça, em dois mil e dezessete: "Eu perguntei a ele por que não atirou em minha mãe e ele disse que a faca era uma extensão do corpo dele."</w:t>
       </w:r>
     </w:p>
     <w:p>
@@ -175,7 +207,7 @@
         <w:rPr>
           <w:color w:val="000000"/>
         </w:rPr>
-        <w:t>Até que reapareceu. Apresentou-se à polícia por conta própria. E não saiu dali preso.</w:t>
+        <w:t>Até que reapareceu. No dia dezessete de novembro, apresentou-se à polícia por conta própria. E não saiu dali preso.</w:t>
       </w:r>
     </w:p>
     <w:p>
@@ -184,6 +216,38 @@
           <w:color w:val="000000"/>
         </w:rPr>
         <w:t>Um homem que tinha matado a mulher com onze golpes de faca se entregou e, mesmo assim, não foi para a cadeia naquele dia.</w:t>
+      </w:r>
+    </w:p>
+    <w:p>
+      <w:r>
+        <w:rPr>
+          <w:color w:val="000000"/>
+        </w:rPr>
+        <w:t>No meio daquele caos, uma pessoa fez diferença na vida de Maitê. Um padre de Campinas, que ela chamava de padre Chico.</w:t>
+      </w:r>
+    </w:p>
+    <w:p>
+      <w:r>
+        <w:rPr>
+          <w:color w:val="000000"/>
+        </w:rPr>
+        <w:t>No dia em que a mãe morreu, ele foi visitar a menina. E, segundo a própria Maitê, foi a única pessoa que conseguiu fazê-la rir.</w:t>
+      </w:r>
+    </w:p>
+    <w:p>
+      <w:r>
+        <w:rPr>
+          <w:color w:val="000000"/>
+        </w:rPr>
+        <w:t>"Todos me olhavam como se eu fosse um bicho. Era muito desagradável", contou numa entrevista. "Ele foi um oásis, virou um amigo."</w:t>
+      </w:r>
+    </w:p>
+    <w:p>
+      <w:r>
+        <w:rPr>
+          <w:color w:val="000000"/>
+        </w:rPr>
+        <w:t>Guarde esse padre. Ele ainda vai voltar a essa história, num lugar onde ninguém esperaria encontrar um padre.</w:t>
       </w:r>
     </w:p>
     <w:p>
@@ -208,6 +272,54 @@
           <w:color w:val="000000"/>
         </w:rPr>
         <w:t>Maitê e o irmão foram mandados para um colégio interno luterano. Passaram três anos ali.</w:t>
+      </w:r>
+    </w:p>
+    <w:p>
+      <w:r>
+        <w:rPr>
+          <w:color w:val="000000"/>
+        </w:rPr>
+        <w:t>O pensionato era mantido por um casal de missionários luteranos vindos de Minnesota, nos Estados Unidos.</w:t>
+      </w:r>
+    </w:p>
+    <w:p>
+      <w:r>
+        <w:rPr>
+          <w:color w:val="000000"/>
+        </w:rPr>
+        <w:t>Maitê tinha sido criada por pais ateus. Na casa dela, ninguém falava em pecado. Foi no pensionato que ela se converteu, conquistada, como disse, pelo amor daquela gente.</w:t>
+      </w:r>
+    </w:p>
+    <w:p>
+      <w:r>
+        <w:rPr>
+          <w:color w:val="000000"/>
+        </w:rPr>
+        <w:t>Muitos anos depois, lembrou daquele casal com uma frase que mostra o tamanho do buraco em que estava: "Eles me acolheram no momento de maior tristeza da minha vida. Não tinha nada, pai, mãe, casa, não tinha para onde ir, nada."</w:t>
+      </w:r>
+    </w:p>
+    <w:p>
+      <w:r>
+        <w:rPr>
+          <w:color w:val="000000"/>
+        </w:rPr>
+        <w:t>Adulta, ela voltou para agradecer. Disse aos dois o quanto tinham sido importantes.</w:t>
+      </w:r>
+    </w:p>
+    <w:p>
+      <w:r>
+        <w:rPr>
+          <w:color w:val="000000"/>
+        </w:rPr>
+        <w:t>Dentro do pensionato, a menina de doze anos virou mãe do irmão caçula. Ela se lembra de René com dor de ouvido, e de si mesma sem saber o que fazer. Pôs a mão sobre a orelha dele, para ver se o calor fazia a dor passar.</w:t>
+      </w:r>
+    </w:p>
+    <w:p>
+      <w:r>
+        <w:rPr>
+          <w:color w:val="000000"/>
+        </w:rPr>
+        <w:t>"Não sabia nada. Fui aprendendo sozinha."</w:t>
       </w:r>
     </w:p>
     <w:p>

--- a/roteiros/maite-proenca/MaiteProenca_Parte2.docx
+++ b/roteiros/maite-proenca/MaiteProenca_Parte2.docx
@@ -47,7 +47,7 @@
         <w:rPr>
           <w:color w:val="000000"/>
         </w:rPr>
-        <w:t>Segundo um estudo acadêmico sobre o caso, aquela conversa ia definir a separação do casal. E Augusto tinha uma exigência. Queria ficar com a guarda dos filhos, porque, na visão dele, Margot não tinha "condições morais" para criá-los.</w:t>
+        <w:t>Segundo um estudo da Universidade Estadual de Mato Grosso do Sul sobre o caso, aquela conversa ia definir a separação do casal. E Augusto tinha uma exigência. Queria ficar com a guarda dos filhos, porque, na visão dele, Margot não tinha "condições morais" para criá-los.</w:t>
       </w:r>
     </w:p>
     <w:p>
@@ -79,7 +79,7 @@
         <w:rPr>
           <w:color w:val="C00000"/>
         </w:rPr>
-        <w:t>E aqui é onde tudo muda. Porque, a partir daquele quarto, a história dessa família passou a ser contada por um único homem. E a versão dele ia decidir, anos depois, o destino de todos.</w:t>
+        <w:t>A partir daquele quarto, a história dessa família passou a ser contada por um único homem. E a versão dele ia decidir o destino de todos.</w:t>
       </w:r>
     </w:p>
     <w:p>
@@ -103,7 +103,7 @@
         <w:rPr>
           <w:color w:val="000000"/>
         </w:rPr>
-        <w:t>Não há outra testemunha dessa frase. Ela existe na versão do homem que estava com a faca na mão.</w:t>
+        <w:t>A única testemunha dessa frase é o homem que estava com a faca na mão.</w:t>
       </w:r>
     </w:p>
     <w:p>
@@ -175,7 +175,7 @@
         <w:rPr>
           <w:color w:val="C00000"/>
         </w:rPr>
-        <w:t>Imagine a notícia chegando a uma menina de doze anos, num sábado à tarde. A mãe, morta no quarto. O pai, desaparecido. E a pergunta que nenhuma criança deveria ter que fazer. Onde está o homem que fez isso? A resposta ia chocar a cidade inteira.</w:t>
+        <w:t>Pense numa menina de doze anos recebendo essa notícia, num sábado à tarde. A mãe, morta no quarto. O pai, desaparecido. E a pergunta que nenhuma criança deveria ter que fazer. Onde está o homem que fez isso? A resposta ia chocar a cidade inteira.</w:t>
       </w:r>
     </w:p>
     <w:p>
@@ -255,7 +255,7 @@
         <w:rPr>
           <w:color w:val="C00000"/>
         </w:rPr>
-        <w:t>Guarde isto na sua cabeça. Aquele homem conhecia a Justiça por dentro. Conhecia juízes e promotores pelo nome. E essa rede de relações ia pesar muito quando chegasse a hora de ele sentar no banco dos réus.</w:t>
+        <w:t>Aquele homem conhecia a Justiça por dentro. Conhecia juízes e promotores pelo nome. E essa rede de relações ia pesar muito quando chegasse a hora de ele sentar no banco dos réus.</w:t>
       </w:r>
     </w:p>
     <w:p>
@@ -295,7 +295,7 @@
         <w:rPr>
           <w:color w:val="000000"/>
         </w:rPr>
-        <w:t>Muitos anos depois, lembrou daquele casal com uma frase que mostra o tamanho do buraco em que estava: "Eles me acolheram no momento de maior tristeza da minha vida. Não tinha nada, pai, mãe, casa, não tinha para onde ir, nada."</w:t>
+        <w:t>Em dois mil e vinte e três, numa entrevista na televisão, lembrou daquele casal com uma frase que mostra o tamanho do buraco em que estava: "Eles me acolheram no momento de maior tristeza da minha vida. Não tinha nada, pai, mãe, casa, não tinha para onde ir, nada."</w:t>
       </w:r>
     </w:p>
     <w:p>
@@ -343,7 +343,7 @@
         <w:rPr>
           <w:color w:val="000000"/>
         </w:rPr>
-        <w:t>Anos depois, Maitê resumiria aquele momento assim: tudo desabou. Sem nenhuma preparação, sem nenhum aviso.</w:t>
+        <w:t>Maitê resumiria aquele momento assim: tudo desabou. Sem nenhuma preparação, sem nenhum aviso.</w:t>
       </w:r>
     </w:p>
     <w:p>
